--- a/Proposal SRS Asessment Akhir Semester.docx
+++ b/Proposal SRS Asessment Akhir Semester.docx
@@ -229,12 +229,37 @@
         <w:ind w:left="1179" w:right="2"/>
         <w:jc w:val="center"/>
       </w:pPr>
+      <w:proofErr w:type="spellStart"/>
       <w:r>
         <w:rPr>
           <w:b/>
           <w:sz w:val="28"/>
         </w:rPr>
-        <w:t xml:space="preserve">Rifky Chandra S.N (XI RPL 5)  </w:t>
+        <w:t>Yosia</w:t>
+      </w:r>
+      <w:proofErr w:type="spellEnd"/>
+      <w:r>
+        <w:rPr>
+          <w:b/>
+          <w:sz w:val="28"/>
+        </w:rPr>
+        <w:t xml:space="preserve"> Immanuel Putra </w:t>
+      </w:r>
+      <w:proofErr w:type="spellStart"/>
+      <w:r>
+        <w:rPr>
+          <w:b/>
+          <w:sz w:val="28"/>
+        </w:rPr>
+        <w:t>Karyanto</w:t>
+      </w:r>
+      <w:proofErr w:type="spellEnd"/>
+      <w:r>
+        <w:rPr>
+          <w:b/>
+          <w:sz w:val="28"/>
+        </w:rPr>
+        <w:t xml:space="preserve"> (XI RPL 5)  </w:t>
       </w:r>
     </w:p>
     <w:p>
@@ -895,7 +920,15 @@
       </w:r>
       <w:proofErr w:type="spellEnd"/>
       <w:r>
-        <w:t xml:space="preserve"> “Report In”.</w:t>
+        <w:t xml:space="preserve"> “</w:t>
+      </w:r>
+      <w:proofErr w:type="spellStart"/>
+      <w:r>
+        <w:t>SuaraMasyarakat</w:t>
+      </w:r>
+      <w:proofErr w:type="spellEnd"/>
+      <w:r>
+        <w:t>”.</w:t>
       </w:r>
     </w:p>
     <w:p>
@@ -904,7 +937,15 @@
         <w:ind w:left="0" w:right="49" w:firstLine="720"/>
       </w:pPr>
       <w:r>
-        <w:t xml:space="preserve">“Report In” </w:t>
+        <w:t>“</w:t>
+      </w:r>
+      <w:proofErr w:type="spellStart"/>
+      <w:r>
+        <w:t>SuaraMasyarakat</w:t>
+      </w:r>
+      <w:proofErr w:type="spellEnd"/>
+      <w:r>
+        <w:t xml:space="preserve">” </w:t>
       </w:r>
       <w:proofErr w:type="spellStart"/>
       <w:r>
@@ -1394,27 +1435,54 @@
       </w:r>
       <w:proofErr w:type="spellStart"/>
       <w:r>
+        <w:rPr>
+          <w:b/>
+          <w:bCs/>
+        </w:rPr>
         <w:t>titik</w:t>
       </w:r>
       <w:proofErr w:type="spellEnd"/>
       <w:r>
-        <w:t xml:space="preserve"> </w:t>
-      </w:r>
-      <w:proofErr w:type="spellStart"/>
-      <w:r>
+        <w:rPr>
+          <w:b/>
+          <w:bCs/>
+        </w:rPr>
+        <w:t xml:space="preserve"> </w:t>
+      </w:r>
+      <w:proofErr w:type="spellStart"/>
+      <w:r>
+        <w:rPr>
+          <w:b/>
+          <w:bCs/>
+        </w:rPr>
         <w:t>lokasi</w:t>
       </w:r>
       <w:proofErr w:type="spellEnd"/>
       <w:r>
-        <w:t xml:space="preserve"> </w:t>
-      </w:r>
-      <w:proofErr w:type="spellStart"/>
-      <w:r>
+        <w:rPr>
+          <w:b/>
+          <w:bCs/>
+        </w:rPr>
+        <w:t xml:space="preserve"> </w:t>
+      </w:r>
+      <w:proofErr w:type="spellStart"/>
+      <w:r>
+        <w:rPr>
+          <w:b/>
+          <w:bCs/>
+        </w:rPr>
         <w:t>menggunakan</w:t>
       </w:r>
       <w:proofErr w:type="spellEnd"/>
       <w:r>
-        <w:t xml:space="preserve"> Google Maps, </w:t>
+        <w:rPr>
+          <w:b/>
+          <w:bCs/>
+        </w:rPr>
+        <w:t xml:space="preserve"> Google Maps</w:t>
+      </w:r>
+      <w:r>
+        <w:t xml:space="preserve">, </w:t>
       </w:r>
       <w:proofErr w:type="spellStart"/>
       <w:r>
@@ -1732,23 +1800,49 @@
       </w:r>
       <w:proofErr w:type="spellEnd"/>
       <w:r>
-        <w:t xml:space="preserve"> backend, Prisma ORM </w:t>
-      </w:r>
-      <w:proofErr w:type="spellStart"/>
-      <w:r>
+        <w:t xml:space="preserve"> backend, </w:t>
+      </w:r>
+      <w:r>
+        <w:rPr>
+          <w:b/>
+          <w:bCs/>
+        </w:rPr>
+        <w:t xml:space="preserve">Prisma ORM </w:t>
+      </w:r>
+      <w:proofErr w:type="spellStart"/>
+      <w:r>
+        <w:rPr>
+          <w:b/>
+          <w:bCs/>
+        </w:rPr>
         <w:t>untuk</w:t>
       </w:r>
       <w:proofErr w:type="spellEnd"/>
       <w:r>
-        <w:t xml:space="preserve"> </w:t>
-      </w:r>
-      <w:proofErr w:type="spellStart"/>
-      <w:r>
+        <w:rPr>
+          <w:b/>
+          <w:bCs/>
+        </w:rPr>
+        <w:t xml:space="preserve"> </w:t>
+      </w:r>
+      <w:proofErr w:type="spellStart"/>
+      <w:r>
+        <w:rPr>
+          <w:b/>
+          <w:bCs/>
+        </w:rPr>
         <w:t>pengelolaan</w:t>
       </w:r>
       <w:proofErr w:type="spellEnd"/>
       <w:r>
-        <w:t xml:space="preserve"> database, </w:t>
+        <w:rPr>
+          <w:b/>
+          <w:bCs/>
+        </w:rPr>
+        <w:t xml:space="preserve"> database</w:t>
+      </w:r>
+      <w:r>
+        <w:t xml:space="preserve">, </w:t>
       </w:r>
       <w:proofErr w:type="spellStart"/>
       <w:r>
@@ -1756,7 +1850,15 @@
       </w:r>
       <w:proofErr w:type="spellEnd"/>
       <w:r>
-        <w:t xml:space="preserve"> Vite </w:t>
+        <w:t xml:space="preserve"> </w:t>
+      </w:r>
+      <w:proofErr w:type="spellStart"/>
+      <w:r>
+        <w:t>Nextjs</w:t>
+      </w:r>
+      <w:proofErr w:type="spellEnd"/>
+      <w:r>
+        <w:t xml:space="preserve"> </w:t>
       </w:r>
       <w:proofErr w:type="spellStart"/>
       <w:r>
@@ -2122,7 +2224,15 @@
       </w:r>
       <w:proofErr w:type="spellEnd"/>
       <w:r>
-        <w:t xml:space="preserve"> “Report In”.</w:t>
+        <w:t xml:space="preserve"> “</w:t>
+      </w:r>
+      <w:proofErr w:type="spellStart"/>
+      <w:r>
+        <w:t>SuaraMasyarakat</w:t>
+      </w:r>
+      <w:proofErr w:type="spellEnd"/>
+      <w:r>
+        <w:t>”.</w:t>
       </w:r>
     </w:p>
     <w:p>
@@ -2135,13 +2245,7 @@
         <w:t xml:space="preserve">Depok, </w:t>
       </w:r>
       <w:r>
-        <w:t>14</w:t>
-      </w:r>
-      <w:r>
-        <w:t xml:space="preserve"> </w:t>
-      </w:r>
-      <w:r>
-        <w:t>Mei</w:t>
+        <w:t>5 Juni</w:t>
       </w:r>
       <w:r>
         <w:t xml:space="preserve"> 202</w:t>
@@ -2166,8 +2270,13 @@
         <w:ind w:left="10" w:right="56"/>
         <w:jc w:val="right"/>
       </w:pPr>
-      <w:r>
-        <w:t>Rifky Chandra S.N</w:t>
+      <w:proofErr w:type="spellStart"/>
+      <w:r>
+        <w:t>Yosia</w:t>
+      </w:r>
+      <w:proofErr w:type="spellEnd"/>
+      <w:r>
+        <w:t xml:space="preserve"> Immanuel P. K</w:t>
       </w:r>
     </w:p>
     <w:p>
@@ -3134,31 +3243,26 @@
       </w:r>
       <w:proofErr w:type="spellStart"/>
       <w:r>
-        <w:t>jalan</w:t>
-      </w:r>
-      <w:proofErr w:type="spellEnd"/>
-      <w:r>
-        <w:t xml:space="preserve"> </w:t>
-      </w:r>
-      <w:proofErr w:type="spellStart"/>
-      <w:r>
-        <w:t>berlubang</w:t>
-      </w:r>
-      <w:proofErr w:type="spellEnd"/>
+        <w:t>Infrastruktur</w:t>
+      </w:r>
+      <w:proofErr w:type="spellEnd"/>
+      <w:r>
+        <w:t xml:space="preserve"> Jalan</w:t>
+      </w:r>
       <w:r>
         <w:t xml:space="preserve">, </w:t>
       </w:r>
       <w:proofErr w:type="spellStart"/>
       <w:r>
-        <w:t>saluran</w:t>
-      </w:r>
-      <w:proofErr w:type="spellEnd"/>
-      <w:r>
-        <w:t xml:space="preserve"> air </w:t>
-      </w:r>
-      <w:proofErr w:type="spellStart"/>
-      <w:r>
-        <w:t>tersumbat</w:t>
+        <w:t>Kebersihan</w:t>
+      </w:r>
+      <w:proofErr w:type="spellEnd"/>
+      <w:r>
+        <w:t xml:space="preserve"> dan </w:t>
+      </w:r>
+      <w:proofErr w:type="spellStart"/>
+      <w:r>
+        <w:t>Sampah</w:t>
       </w:r>
       <w:proofErr w:type="spellEnd"/>
       <w:r>
@@ -3166,27 +3270,36 @@
       </w:r>
       <w:proofErr w:type="spellStart"/>
       <w:r>
-        <w:t>lampu</w:t>
-      </w:r>
-      <w:proofErr w:type="spellEnd"/>
-      <w:r>
-        <w:t xml:space="preserve"> </w:t>
-      </w:r>
-      <w:proofErr w:type="spellStart"/>
-      <w:r>
-        <w:t>jalan</w:t>
-      </w:r>
-      <w:proofErr w:type="spellEnd"/>
-      <w:r>
-        <w:t xml:space="preserve"> </w:t>
-      </w:r>
-      <w:proofErr w:type="spellStart"/>
-      <w:r>
-        <w:t>rusak</w:t>
-      </w:r>
-      <w:proofErr w:type="spellEnd"/>
-      <w:r>
-        <w:t xml:space="preserve">, </w:t>
+        <w:t>Keamanan</w:t>
+      </w:r>
+      <w:proofErr w:type="spellEnd"/>
+      <w:r>
+        <w:t xml:space="preserve"> Lingkungan</w:t>
+      </w:r>
+      <w:r>
+        <w:t>,</w:t>
+      </w:r>
+      <w:r>
+        <w:t xml:space="preserve"> </w:t>
+      </w:r>
+      <w:proofErr w:type="spellStart"/>
+      <w:r>
+        <w:t>Pelayanan</w:t>
+      </w:r>
+      <w:proofErr w:type="spellEnd"/>
+      <w:r>
+        <w:t xml:space="preserve"> Publik, </w:t>
+      </w:r>
+      <w:proofErr w:type="spellStart"/>
+      <w:r>
+        <w:t>Fasilitas</w:t>
+      </w:r>
+      <w:proofErr w:type="spellEnd"/>
+      <w:r>
+        <w:t xml:space="preserve"> Umum,</w:t>
+      </w:r>
+      <w:r>
+        <w:t xml:space="preserve"> </w:t>
       </w:r>
       <w:proofErr w:type="spellStart"/>
       <w:r>
@@ -3746,7 +3859,15 @@
       </w:r>
       <w:proofErr w:type="spellEnd"/>
       <w:r>
-        <w:t xml:space="preserve"> “Report In”, </w:t>
+        <w:t xml:space="preserve"> “</w:t>
+      </w:r>
+      <w:proofErr w:type="spellStart"/>
+      <w:r>
+        <w:t>SuaraMasyarakat</w:t>
+      </w:r>
+      <w:proofErr w:type="spellEnd"/>
+      <w:r>
+        <w:t xml:space="preserve">”, </w:t>
       </w:r>
       <w:proofErr w:type="spellStart"/>
       <w:r>
@@ -3914,31 +4035,65 @@
       </w:r>
       <w:proofErr w:type="spellEnd"/>
       <w:r>
-        <w:t xml:space="preserve"> dan </w:t>
-      </w:r>
-      <w:proofErr w:type="spellStart"/>
-      <w:r>
+        <w:t xml:space="preserve"> dan</w:t>
+      </w:r>
+      <w:r>
+        <w:rPr>
+          <w:b/>
+          <w:bCs/>
+        </w:rPr>
+        <w:t xml:space="preserve"> </w:t>
+      </w:r>
+      <w:proofErr w:type="spellStart"/>
+      <w:r>
+        <w:rPr>
+          <w:b/>
+          <w:bCs/>
+        </w:rPr>
         <w:t>titik</w:t>
       </w:r>
       <w:proofErr w:type="spellEnd"/>
       <w:r>
-        <w:t xml:space="preserve"> </w:t>
-      </w:r>
-      <w:proofErr w:type="spellStart"/>
-      <w:r>
+        <w:rPr>
+          <w:b/>
+          <w:bCs/>
+        </w:rPr>
+        <w:t xml:space="preserve"> </w:t>
+      </w:r>
+      <w:proofErr w:type="spellStart"/>
+      <w:r>
+        <w:rPr>
+          <w:b/>
+          <w:bCs/>
+        </w:rPr>
         <w:t>lokasi</w:t>
       </w:r>
       <w:proofErr w:type="spellEnd"/>
       <w:r>
-        <w:t xml:space="preserve"> </w:t>
-      </w:r>
-      <w:proofErr w:type="spellStart"/>
-      <w:r>
+        <w:rPr>
+          <w:b/>
+          <w:bCs/>
+        </w:rPr>
+        <w:t xml:space="preserve"> </w:t>
+      </w:r>
+      <w:proofErr w:type="spellStart"/>
+      <w:r>
+        <w:rPr>
+          <w:b/>
+          <w:bCs/>
+        </w:rPr>
         <w:t>menggunakan</w:t>
       </w:r>
       <w:proofErr w:type="spellEnd"/>
       <w:r>
-        <w:t xml:space="preserve"> Google Maps agar </w:t>
+        <w:rPr>
+          <w:b/>
+          <w:bCs/>
+        </w:rPr>
+        <w:t xml:space="preserve"> Google Maps</w:t>
+      </w:r>
+      <w:r>
+        <w:t xml:space="preserve"> agar </w:t>
       </w:r>
       <w:proofErr w:type="spellStart"/>
       <w:r>
@@ -4342,7 +4497,18 @@
       </w:r>
       <w:proofErr w:type="spellEnd"/>
       <w:r>
-        <w:t xml:space="preserve"> “Report In” </w:t>
+        <w:t xml:space="preserve"> </w:t>
+      </w:r>
+      <w:r>
+        <w:t>“</w:t>
+      </w:r>
+      <w:proofErr w:type="spellStart"/>
+      <w:r>
+        <w:t>SuaraMasyarakat</w:t>
+      </w:r>
+      <w:proofErr w:type="spellEnd"/>
+      <w:r>
+        <w:t xml:space="preserve">” </w:t>
       </w:r>
       <w:proofErr w:type="spellStart"/>
       <w:r>
@@ -4374,23 +4540,49 @@
       </w:r>
       <w:proofErr w:type="spellEnd"/>
       <w:r>
-        <w:t xml:space="preserve"> backend, Prisma ORM </w:t>
-      </w:r>
-      <w:proofErr w:type="spellStart"/>
-      <w:r>
+        <w:t xml:space="preserve"> backend, </w:t>
+      </w:r>
+      <w:r>
+        <w:rPr>
+          <w:b/>
+          <w:bCs/>
+        </w:rPr>
+        <w:t xml:space="preserve">Prisma ORM </w:t>
+      </w:r>
+      <w:proofErr w:type="spellStart"/>
+      <w:r>
+        <w:rPr>
+          <w:b/>
+          <w:bCs/>
+        </w:rPr>
         <w:t>untuk</w:t>
       </w:r>
       <w:proofErr w:type="spellEnd"/>
       <w:r>
-        <w:t xml:space="preserve"> </w:t>
-      </w:r>
-      <w:proofErr w:type="spellStart"/>
-      <w:r>
+        <w:rPr>
+          <w:b/>
+          <w:bCs/>
+        </w:rPr>
+        <w:t xml:space="preserve"> </w:t>
+      </w:r>
+      <w:proofErr w:type="spellStart"/>
+      <w:r>
+        <w:rPr>
+          <w:b/>
+          <w:bCs/>
+        </w:rPr>
         <w:t>pengelolaan</w:t>
       </w:r>
       <w:proofErr w:type="spellEnd"/>
       <w:r>
-        <w:t xml:space="preserve"> database, </w:t>
+        <w:rPr>
+          <w:b/>
+          <w:bCs/>
+        </w:rPr>
+        <w:t xml:space="preserve"> database</w:t>
+      </w:r>
+      <w:r>
+        <w:t xml:space="preserve">, </w:t>
       </w:r>
       <w:proofErr w:type="spellStart"/>
       <w:r>
@@ -4398,7 +4590,15 @@
       </w:r>
       <w:proofErr w:type="spellEnd"/>
       <w:r>
-        <w:t xml:space="preserve"> Vite </w:t>
+        <w:t xml:space="preserve"> </w:t>
+      </w:r>
+      <w:proofErr w:type="spellStart"/>
+      <w:r>
+        <w:t>Nextjs</w:t>
+      </w:r>
+      <w:proofErr w:type="spellEnd"/>
+      <w:r>
+        <w:t xml:space="preserve"> </w:t>
       </w:r>
       <w:proofErr w:type="spellStart"/>
       <w:r>
@@ -5874,56 +6074,112 @@
         </w:numPr>
         <w:spacing w:line="397" w:lineRule="auto"/>
         <w:ind w:right="49" w:hanging="360"/>
-      </w:pPr>
-      <w:r>
+        <w:rPr>
+          <w:b/>
+          <w:bCs/>
+        </w:rPr>
+      </w:pPr>
+      <w:r>
+        <w:rPr>
+          <w:b/>
+          <w:bCs/>
+        </w:rPr>
         <w:t xml:space="preserve">Integrasi Google Maps </w:t>
       </w:r>
       <w:proofErr w:type="spellStart"/>
       <w:r>
+        <w:rPr>
+          <w:b/>
+          <w:bCs/>
+        </w:rPr>
         <w:t>untuk</w:t>
       </w:r>
       <w:proofErr w:type="spellEnd"/>
       <w:r>
-        <w:t xml:space="preserve"> </w:t>
-      </w:r>
-      <w:proofErr w:type="spellStart"/>
-      <w:r>
+        <w:rPr>
+          <w:b/>
+          <w:bCs/>
+        </w:rPr>
+        <w:t xml:space="preserve"> </w:t>
+      </w:r>
+      <w:proofErr w:type="spellStart"/>
+      <w:r>
+        <w:rPr>
+          <w:b/>
+          <w:bCs/>
+        </w:rPr>
         <w:t>menentukan</w:t>
       </w:r>
       <w:proofErr w:type="spellEnd"/>
       <w:r>
-        <w:t xml:space="preserve"> </w:t>
-      </w:r>
-      <w:proofErr w:type="spellStart"/>
-      <w:r>
+        <w:rPr>
+          <w:b/>
+          <w:bCs/>
+        </w:rPr>
+        <w:t xml:space="preserve"> </w:t>
+      </w:r>
+      <w:proofErr w:type="spellStart"/>
+      <w:r>
+        <w:rPr>
+          <w:b/>
+          <w:bCs/>
+        </w:rPr>
         <w:t>titik</w:t>
       </w:r>
       <w:proofErr w:type="spellEnd"/>
       <w:r>
-        <w:t xml:space="preserve"> </w:t>
-      </w:r>
-      <w:proofErr w:type="spellStart"/>
-      <w:r>
+        <w:rPr>
+          <w:b/>
+          <w:bCs/>
+        </w:rPr>
+        <w:t xml:space="preserve"> </w:t>
+      </w:r>
+      <w:proofErr w:type="spellStart"/>
+      <w:r>
+        <w:rPr>
+          <w:b/>
+          <w:bCs/>
+        </w:rPr>
         <w:t>koordinat</w:t>
       </w:r>
       <w:proofErr w:type="spellEnd"/>
       <w:r>
-        <w:t xml:space="preserve"> </w:t>
-      </w:r>
-      <w:proofErr w:type="spellStart"/>
-      <w:r>
+        <w:rPr>
+          <w:b/>
+          <w:bCs/>
+        </w:rPr>
+        <w:t xml:space="preserve"> </w:t>
+      </w:r>
+      <w:proofErr w:type="spellStart"/>
+      <w:r>
+        <w:rPr>
+          <w:b/>
+          <w:bCs/>
+        </w:rPr>
         <w:t>lokasi</w:t>
       </w:r>
       <w:proofErr w:type="spellEnd"/>
       <w:r>
-        <w:t xml:space="preserve"> </w:t>
-      </w:r>
-      <w:proofErr w:type="spellStart"/>
-      <w:r>
+        <w:rPr>
+          <w:b/>
+          <w:bCs/>
+        </w:rPr>
+        <w:t xml:space="preserve"> </w:t>
+      </w:r>
+      <w:proofErr w:type="spellStart"/>
+      <w:r>
+        <w:rPr>
+          <w:b/>
+          <w:bCs/>
+        </w:rPr>
         <w:t>laporan</w:t>
       </w:r>
       <w:proofErr w:type="spellEnd"/>
       <w:r>
+        <w:rPr>
+          <w:b/>
+          <w:bCs/>
+        </w:rPr>
         <w:t xml:space="preserve">. </w:t>
       </w:r>
     </w:p>
@@ -12114,7 +12370,7 @@
           <w:noProof/>
         </w:rPr>
         <w:drawing>
-          <wp:anchor distT="0" distB="0" distL="114300" distR="114300" simplePos="0" relativeHeight="251669504" behindDoc="0" locked="0" layoutInCell="1" allowOverlap="1" wp14:anchorId="0EF4BE94" wp14:editId="31FAA116">
+          <wp:anchor distT="0" distB="0" distL="114300" distR="114300" simplePos="0" relativeHeight="251669504" behindDoc="0" locked="0" layoutInCell="1" allowOverlap="1" wp14:anchorId="0EF4BE94" wp14:editId="3D69EDC9">
             <wp:simplePos x="0" y="0"/>
             <wp:positionH relativeFrom="page">
               <wp:align>center</wp:align>
@@ -12184,7 +12440,7 @@
           <w:noProof/>
         </w:rPr>
         <w:drawing>
-          <wp:anchor distT="0" distB="0" distL="114300" distR="114300" simplePos="0" relativeHeight="251670528" behindDoc="0" locked="0" layoutInCell="1" allowOverlap="1" wp14:anchorId="509D5065" wp14:editId="0F685E69">
+          <wp:anchor distT="0" distB="0" distL="114300" distR="114300" simplePos="0" relativeHeight="251670528" behindDoc="0" locked="0" layoutInCell="1" allowOverlap="1" wp14:anchorId="509D5065" wp14:editId="1D400E1B">
             <wp:simplePos x="0" y="0"/>
             <wp:positionH relativeFrom="page">
               <wp:align>center</wp:align>

--- a/Proposal SRS Asessment Akhir Semester.docx
+++ b/Proposal SRS Asessment Akhir Semester.docx
@@ -4046,50 +4046,26 @@
       </w:r>
       <w:proofErr w:type="spellStart"/>
       <w:r>
-        <w:rPr>
-          <w:b/>
-          <w:bCs/>
-        </w:rPr>
         <w:t>titik</w:t>
       </w:r>
       <w:proofErr w:type="spellEnd"/>
       <w:r>
-        <w:rPr>
-          <w:b/>
-          <w:bCs/>
-        </w:rPr>
-        <w:t xml:space="preserve"> </w:t>
-      </w:r>
-      <w:proofErr w:type="spellStart"/>
-      <w:r>
-        <w:rPr>
-          <w:b/>
-          <w:bCs/>
-        </w:rPr>
+        <w:t xml:space="preserve"> </w:t>
+      </w:r>
+      <w:proofErr w:type="spellStart"/>
+      <w:r>
         <w:t>lokasi</w:t>
       </w:r>
       <w:proofErr w:type="spellEnd"/>
       <w:r>
-        <w:rPr>
-          <w:b/>
-          <w:bCs/>
-        </w:rPr>
-        <w:t xml:space="preserve"> </w:t>
-      </w:r>
-      <w:proofErr w:type="spellStart"/>
-      <w:r>
-        <w:rPr>
-          <w:b/>
-          <w:bCs/>
-        </w:rPr>
+        <w:t xml:space="preserve"> </w:t>
+      </w:r>
+      <w:proofErr w:type="spellStart"/>
+      <w:r>
         <w:t>menggunakan</w:t>
       </w:r>
       <w:proofErr w:type="spellEnd"/>
       <w:r>
-        <w:rPr>
-          <w:b/>
-          <w:bCs/>
-        </w:rPr>
         <w:t xml:space="preserve"> Google Maps</w:t>
       </w:r>
       <w:r>
@@ -4543,42 +4519,25 @@
         <w:t xml:space="preserve"> backend, </w:t>
       </w:r>
       <w:r>
-        <w:rPr>
-          <w:b/>
-          <w:bCs/>
-        </w:rPr>
-        <w:t xml:space="preserve">Prisma ORM </w:t>
-      </w:r>
-      <w:proofErr w:type="spellStart"/>
-      <w:r>
-        <w:rPr>
-          <w:b/>
-          <w:bCs/>
-        </w:rPr>
+        <w:t>MySQL</w:t>
+      </w:r>
+      <w:r>
+        <w:t xml:space="preserve"> </w:t>
+      </w:r>
+      <w:proofErr w:type="spellStart"/>
+      <w:r>
         <w:t>untuk</w:t>
       </w:r>
       <w:proofErr w:type="spellEnd"/>
       <w:r>
-        <w:rPr>
-          <w:b/>
-          <w:bCs/>
-        </w:rPr>
-        <w:t xml:space="preserve"> </w:t>
-      </w:r>
-      <w:proofErr w:type="spellStart"/>
-      <w:r>
-        <w:rPr>
-          <w:b/>
-          <w:bCs/>
-        </w:rPr>
+        <w:t xml:space="preserve"> </w:t>
+      </w:r>
+      <w:proofErr w:type="spellStart"/>
+      <w:r>
         <w:t>pengelolaan</w:t>
       </w:r>
       <w:proofErr w:type="spellEnd"/>
       <w:r>
-        <w:rPr>
-          <w:b/>
-          <w:bCs/>
-        </w:rPr>
         <w:t xml:space="preserve"> database</w:t>
       </w:r>
       <w:r>
@@ -6074,112 +6033,56 @@
         </w:numPr>
         <w:spacing w:line="397" w:lineRule="auto"/>
         <w:ind w:right="49" w:hanging="360"/>
-        <w:rPr>
-          <w:b/>
-          <w:bCs/>
-        </w:rPr>
-      </w:pPr>
-      <w:r>
-        <w:rPr>
-          <w:b/>
-          <w:bCs/>
-        </w:rPr>
+      </w:pPr>
+      <w:r>
         <w:t xml:space="preserve">Integrasi Google Maps </w:t>
       </w:r>
       <w:proofErr w:type="spellStart"/>
       <w:r>
-        <w:rPr>
-          <w:b/>
-          <w:bCs/>
-        </w:rPr>
         <w:t>untuk</w:t>
       </w:r>
       <w:proofErr w:type="spellEnd"/>
       <w:r>
-        <w:rPr>
-          <w:b/>
-          <w:bCs/>
-        </w:rPr>
-        <w:t xml:space="preserve"> </w:t>
-      </w:r>
-      <w:proofErr w:type="spellStart"/>
-      <w:r>
-        <w:rPr>
-          <w:b/>
-          <w:bCs/>
-        </w:rPr>
+        <w:t xml:space="preserve"> </w:t>
+      </w:r>
+      <w:proofErr w:type="spellStart"/>
+      <w:r>
         <w:t>menentukan</w:t>
       </w:r>
       <w:proofErr w:type="spellEnd"/>
       <w:r>
-        <w:rPr>
-          <w:b/>
-          <w:bCs/>
-        </w:rPr>
-        <w:t xml:space="preserve"> </w:t>
-      </w:r>
-      <w:proofErr w:type="spellStart"/>
-      <w:r>
-        <w:rPr>
-          <w:b/>
-          <w:bCs/>
-        </w:rPr>
+        <w:t xml:space="preserve"> </w:t>
+      </w:r>
+      <w:proofErr w:type="spellStart"/>
+      <w:r>
         <w:t>titik</w:t>
       </w:r>
       <w:proofErr w:type="spellEnd"/>
       <w:r>
-        <w:rPr>
-          <w:b/>
-          <w:bCs/>
-        </w:rPr>
-        <w:t xml:space="preserve"> </w:t>
-      </w:r>
-      <w:proofErr w:type="spellStart"/>
-      <w:r>
-        <w:rPr>
-          <w:b/>
-          <w:bCs/>
-        </w:rPr>
+        <w:t xml:space="preserve"> </w:t>
+      </w:r>
+      <w:proofErr w:type="spellStart"/>
+      <w:r>
         <w:t>koordinat</w:t>
       </w:r>
       <w:proofErr w:type="spellEnd"/>
       <w:r>
-        <w:rPr>
-          <w:b/>
-          <w:bCs/>
-        </w:rPr>
-        <w:t xml:space="preserve"> </w:t>
-      </w:r>
-      <w:proofErr w:type="spellStart"/>
-      <w:r>
-        <w:rPr>
-          <w:b/>
-          <w:bCs/>
-        </w:rPr>
+        <w:t xml:space="preserve"> </w:t>
+      </w:r>
+      <w:proofErr w:type="spellStart"/>
+      <w:r>
         <w:t>lokasi</w:t>
       </w:r>
       <w:proofErr w:type="spellEnd"/>
       <w:r>
-        <w:rPr>
-          <w:b/>
-          <w:bCs/>
-        </w:rPr>
-        <w:t xml:space="preserve"> </w:t>
-      </w:r>
-      <w:proofErr w:type="spellStart"/>
-      <w:r>
-        <w:rPr>
-          <w:b/>
-          <w:bCs/>
-        </w:rPr>
+        <w:t xml:space="preserve"> </w:t>
+      </w:r>
+      <w:proofErr w:type="spellStart"/>
+      <w:r>
         <w:t>laporan</w:t>
       </w:r>
       <w:proofErr w:type="spellEnd"/>
       <w:r>
-        <w:rPr>
-          <w:b/>
-          <w:bCs/>
-        </w:rPr>
         <w:t xml:space="preserve">. </w:t>
       </w:r>
     </w:p>
@@ -6308,23 +6211,7 @@
       </w:r>
       <w:proofErr w:type="spellStart"/>
       <w:r>
-        <w:t>laporan</w:t>
-      </w:r>
-      <w:proofErr w:type="spellEnd"/>
-      <w:r>
-        <w:t xml:space="preserve"> dan </w:t>
-      </w:r>
-      <w:proofErr w:type="spellStart"/>
-      <w:r>
-        <w:t>komentar</w:t>
-      </w:r>
-      <w:proofErr w:type="spellEnd"/>
-      <w:r>
-        <w:t xml:space="preserve"> </w:t>
-      </w:r>
-      <w:proofErr w:type="spellStart"/>
-      <w:r>
-        <w:t>ke</w:t>
+        <w:t>masuk</w:t>
       </w:r>
       <w:proofErr w:type="spellEnd"/>
       <w:r>
@@ -7567,17 +7454,25 @@
         </w:rPr>
         <w:t xml:space="preserve"> </w:t>
       </w:r>
+      <w:proofErr w:type="spellStart"/>
       <w:r>
         <w:rPr>
           <w:bCs/>
         </w:rPr>
-        <w:t xml:space="preserve">Vite Typescript </w:t>
-      </w:r>
-      <w:proofErr w:type="spellStart"/>
+        <w:t>Nextjs</w:t>
+      </w:r>
+      <w:proofErr w:type="spellEnd"/>
       <w:r>
         <w:rPr>
           <w:bCs/>
         </w:rPr>
+        <w:t xml:space="preserve"> Typescript </w:t>
+      </w:r>
+      <w:proofErr w:type="spellStart"/>
+      <w:r>
+        <w:rPr>
+          <w:bCs/>
+        </w:rPr>
         <w:t>untuk</w:t>
       </w:r>
       <w:proofErr w:type="spellEnd"/>
@@ -7639,13 +7534,25 @@
         <w:rPr>
           <w:bCs/>
         </w:rPr>
-        <w:t xml:space="preserve"> ORM Prisma </w:t>
-      </w:r>
-      <w:proofErr w:type="spellStart"/>
+        <w:t xml:space="preserve"> </w:t>
+      </w:r>
       <w:r>
         <w:rPr>
           <w:bCs/>
         </w:rPr>
+        <w:t>MySQL</w:t>
+      </w:r>
+      <w:r>
+        <w:rPr>
+          <w:bCs/>
+        </w:rPr>
+        <w:t xml:space="preserve"> </w:t>
+      </w:r>
+      <w:proofErr w:type="spellStart"/>
+      <w:r>
+        <w:rPr>
+          <w:bCs/>
+        </w:rPr>
         <w:t>dihubungkan</w:t>
       </w:r>
       <w:proofErr w:type="spellEnd"/>
@@ -7864,32 +7771,6 @@
           <w:bCs/>
         </w:rPr>
         <w:t xml:space="preserve">. </w:t>
-      </w:r>
-    </w:p>
-    <w:p>
-      <w:pPr>
-        <w:spacing w:after="114"/>
-        <w:ind w:left="1419" w:firstLine="0"/>
-        <w:jc w:val="left"/>
-        <w:rPr>
-          <w:bCs/>
-        </w:rPr>
-      </w:pPr>
-      <w:r>
-        <w:rPr>
-          <w:bCs/>
-        </w:rPr>
-        <w:t xml:space="preserve"> </w:t>
-      </w:r>
-    </w:p>
-    <w:p>
-      <w:pPr>
-        <w:spacing w:after="0"/>
-        <w:ind w:left="1419" w:firstLine="0"/>
-        <w:jc w:val="left"/>
-      </w:pPr>
-      <w:r>
-        <w:t xml:space="preserve"> </w:t>
       </w:r>
     </w:p>
     <w:p>
@@ -8203,7 +8084,6 @@
       </w:pPr>
       <w:bookmarkStart w:id="13" w:name="_Toc31161"/>
       <w:r>
-        <w:lastRenderedPageBreak/>
         <w:t>5)</w:t>
       </w:r>
       <w:r>
@@ -8380,6 +8260,7 @@
         <w:rPr>
           <w:b/>
         </w:rPr>
+        <w:lastRenderedPageBreak/>
         <w:t xml:space="preserve"> </w:t>
       </w:r>
     </w:p>
@@ -8744,7 +8625,15 @@
       </w:r>
       <w:proofErr w:type="spellEnd"/>
       <w:r>
-        <w:t xml:space="preserve"> “Report In” </w:t>
+        <w:t xml:space="preserve"> “</w:t>
+      </w:r>
+      <w:proofErr w:type="spellStart"/>
+      <w:r>
+        <w:t>SuaraMasyarakat</w:t>
+      </w:r>
+      <w:proofErr w:type="spellEnd"/>
+      <w:r>
+        <w:t xml:space="preserve">” </w:t>
       </w:r>
       <w:proofErr w:type="spellStart"/>
       <w:r>
@@ -9198,7 +9087,7 @@
         <w:t>.</w:t>
       </w:r>
       <w:r>
-        <w:br/>
+        <w:t xml:space="preserve"> </w:t>
       </w:r>
       <w:r>
         <w:t xml:space="preserve">Fitur </w:t>
@@ -9412,7 +9301,7 @@
         <w:t>.</w:t>
       </w:r>
       <w:r>
-        <w:br/>
+        <w:t xml:space="preserve"> </w:t>
       </w:r>
       <w:r>
         <w:t xml:space="preserve">Karena </w:t>
@@ -9535,6 +9424,7 @@
         <w:ind w:left="730"/>
       </w:pPr>
       <w:r>
+        <w:lastRenderedPageBreak/>
         <w:t>2)</w:t>
       </w:r>
       <w:r>
@@ -9849,7 +9739,7 @@
         <w:t>.</w:t>
       </w:r>
       <w:r>
-        <w:br/>
+        <w:t xml:space="preserve"> </w:t>
       </w:r>
       <w:r>
         <w:t xml:space="preserve">Sebagian </w:t>
@@ -10008,7 +9898,7 @@
         <w:t>.</w:t>
       </w:r>
       <w:r>
-        <w:br/>
+        <w:t xml:space="preserve"> </w:t>
       </w:r>
       <w:r>
         <w:t xml:space="preserve">Karena </w:t>
@@ -10208,7 +10098,7 @@
         <w:t>.</w:t>
       </w:r>
       <w:r>
-        <w:br/>
+        <w:t xml:space="preserve"> </w:t>
       </w:r>
       <w:proofErr w:type="spellStart"/>
       <w:r>
@@ -10216,7 +10106,15 @@
       </w:r>
       <w:proofErr w:type="spellEnd"/>
       <w:r>
-        <w:t xml:space="preserve"> “Report In” </w:t>
+        <w:t xml:space="preserve"> “</w:t>
+      </w:r>
+      <w:proofErr w:type="spellStart"/>
+      <w:r>
+        <w:t>SuaraMasyarakat</w:t>
+      </w:r>
+      <w:proofErr w:type="spellEnd"/>
+      <w:r>
+        <w:t xml:space="preserve">” </w:t>
       </w:r>
       <w:proofErr w:type="spellStart"/>
       <w:r>
@@ -10353,7 +10251,7 @@
         <w:t>.</w:t>
       </w:r>
       <w:r>
-        <w:br/>
+        <w:t xml:space="preserve"> </w:t>
       </w:r>
       <w:r>
         <w:t xml:space="preserve">Di masa </w:t>
@@ -10524,7 +10422,7 @@
         <w:t>.</w:t>
       </w:r>
       <w:r>
-        <w:br/>
+        <w:t xml:space="preserve"> </w:t>
       </w:r>
       <w:r>
         <w:t xml:space="preserve">Jika </w:t>
@@ -10559,11 +10457,19 @@
       </w:r>
       <w:proofErr w:type="spellEnd"/>
       <w:r>
-        <w:t xml:space="preserve">, “Report In” </w:t>
-      </w:r>
-      <w:proofErr w:type="spellStart"/>
-      <w:r>
-        <w:t>dapat</w:t>
+        <w:t>, “</w:t>
+      </w:r>
+      <w:proofErr w:type="spellStart"/>
+      <w:r>
+        <w:t>SuaraMasyarakat</w:t>
+      </w:r>
+      <w:proofErr w:type="spellEnd"/>
+      <w:r>
+        <w:t>” d</w:t>
+      </w:r>
+      <w:proofErr w:type="spellStart"/>
+      <w:r>
+        <w:t>apat</w:t>
       </w:r>
       <w:proofErr w:type="spellEnd"/>
       <w:r>
@@ -10591,11 +10497,7 @@
       </w:r>
       <w:proofErr w:type="spellEnd"/>
       <w:r>
-        <w:t xml:space="preserve"> </w:t>
-      </w:r>
-      <w:r>
-        <w:lastRenderedPageBreak/>
-        <w:t xml:space="preserve">pada </w:t>
+        <w:t xml:space="preserve"> pada </w:t>
       </w:r>
       <w:proofErr w:type="spellStart"/>
       <w:r>
@@ -10646,20 +10548,12 @@
         <w:t xml:space="preserve"> wilayah </w:t>
       </w:r>
       <w:proofErr w:type="spellStart"/>
-      <w:proofErr w:type="gramStart"/>
       <w:r>
         <w:t>lainnya</w:t>
       </w:r>
       <w:proofErr w:type="spellEnd"/>
       <w:r>
         <w:t>.</w:t>
-      </w:r>
-      <w:r>
-        <w:t>.</w:t>
-      </w:r>
-      <w:proofErr w:type="gramEnd"/>
-      <w:r>
-        <w:t xml:space="preserve"> </w:t>
       </w:r>
     </w:p>
     <w:p>
@@ -10682,6 +10576,7 @@
         <w:ind w:left="730"/>
       </w:pPr>
       <w:r>
+        <w:lastRenderedPageBreak/>
         <w:t>4)</w:t>
       </w:r>
       <w:r>
@@ -10714,13 +10609,11 @@
       <w:r>
         <w:t xml:space="preserve"> </w:t>
       </w:r>
-      <w:proofErr w:type="spellStart"/>
-      <w:r>
-        <w:t>siber</w:t>
-      </w:r>
-      <w:proofErr w:type="spellEnd"/>
-      <w:r>
-        <w:t xml:space="preserve"> dan </w:t>
+      <w:r>
+        <w:t>cy</w:t>
+      </w:r>
+      <w:r>
+        <w:t xml:space="preserve">ber dan </w:t>
       </w:r>
       <w:proofErr w:type="spellStart"/>
       <w:r>
@@ -10734,7 +10627,7 @@
         <w:t>.</w:t>
       </w:r>
       <w:r>
-        <w:br/>
+        <w:t xml:space="preserve"> </w:t>
       </w:r>
       <w:proofErr w:type="spellStart"/>
       <w:r>
@@ -11165,7 +11058,7 @@
         <w:t>.</w:t>
       </w:r>
       <w:r>
-        <w:br/>
+        <w:t xml:space="preserve"> </w:t>
       </w:r>
       <w:r>
         <w:t xml:space="preserve">Saat </w:t>
@@ -11304,7 +11197,15 @@
       </w:r>
       <w:proofErr w:type="spellEnd"/>
       <w:r>
-        <w:t xml:space="preserve"> “Report In”</w:t>
+        <w:t xml:space="preserve"> “</w:t>
+      </w:r>
+      <w:proofErr w:type="spellStart"/>
+      <w:r>
+        <w:t>SuaraMasyarakat</w:t>
+      </w:r>
+      <w:proofErr w:type="spellEnd"/>
+      <w:r>
+        <w:t>”</w:t>
       </w:r>
       <w:r>
         <w:t>.</w:t>
@@ -11837,7 +11738,6 @@
         <w:ind w:left="1560" w:right="49" w:firstLine="0"/>
       </w:pPr>
       <w:r>
-        <w:lastRenderedPageBreak/>
         <w:t>e</w:t>
       </w:r>
       <w:r>
@@ -11992,6 +11892,7 @@
         <w:ind w:right="49" w:firstLine="1115"/>
       </w:pPr>
       <w:r>
+        <w:lastRenderedPageBreak/>
         <w:tab/>
         <w:t xml:space="preserve"> a. </w:t>
       </w:r>
@@ -12294,7 +12195,6 @@
         <w:jc w:val="both"/>
       </w:pPr>
       <w:r>
-        <w:lastRenderedPageBreak/>
         <w:t xml:space="preserve">BAB III </w:t>
       </w:r>
     </w:p>
@@ -12334,6 +12234,7 @@
       </w:pPr>
       <w:bookmarkStart w:id="17" w:name="_Toc31167"/>
       <w:r>
+        <w:lastRenderedPageBreak/>
         <w:t>A.</w:t>
       </w:r>
       <w:r>
@@ -12370,7 +12271,7 @@
           <w:noProof/>
         </w:rPr>
         <w:drawing>
-          <wp:anchor distT="0" distB="0" distL="114300" distR="114300" simplePos="0" relativeHeight="251669504" behindDoc="0" locked="0" layoutInCell="1" allowOverlap="1" wp14:anchorId="0EF4BE94" wp14:editId="3D69EDC9">
+          <wp:anchor distT="0" distB="0" distL="114300" distR="114300" simplePos="0" relativeHeight="251669504" behindDoc="0" locked="0" layoutInCell="1" allowOverlap="1" wp14:anchorId="0EF4BE94" wp14:editId="71A556EC">
             <wp:simplePos x="0" y="0"/>
             <wp:positionH relativeFrom="page">
               <wp:align>center</wp:align>
@@ -12440,7 +12341,7 @@
           <w:noProof/>
         </w:rPr>
         <w:drawing>
-          <wp:anchor distT="0" distB="0" distL="114300" distR="114300" simplePos="0" relativeHeight="251670528" behindDoc="0" locked="0" layoutInCell="1" allowOverlap="1" wp14:anchorId="509D5065" wp14:editId="1D400E1B">
+          <wp:anchor distT="0" distB="0" distL="114300" distR="114300" simplePos="0" relativeHeight="251670528" behindDoc="0" locked="0" layoutInCell="1" allowOverlap="1" wp14:anchorId="509D5065" wp14:editId="5999858D">
             <wp:simplePos x="0" y="0"/>
             <wp:positionH relativeFrom="page">
               <wp:align>center</wp:align>
@@ -12499,7 +12400,6 @@
         <w:rPr>
           <w:noProof/>
         </w:rPr>
-        <w:lastRenderedPageBreak/>
         <w:drawing>
           <wp:inline distT="0" distB="0" distL="0" distR="0" wp14:anchorId="25210106" wp14:editId="0EA302BD">
             <wp:extent cx="5769610" cy="2843530"/>
@@ -16508,6 +16408,7 @@
     <w:r>
       <w:fldChar w:fldCharType="separate"/>
     </w:r>
+    <w:proofErr w:type="spellStart"/>
     <w:r>
       <w:rPr>
         <w:rFonts w:ascii="Calibri" w:eastAsia="Calibri" w:hAnsi="Calibri" w:cs="Calibri"/>
@@ -16515,6 +16416,7 @@
       </w:rPr>
       <w:t>i</w:t>
     </w:r>
+    <w:proofErr w:type="spellEnd"/>
     <w:r>
       <w:rPr>
         <w:rFonts w:ascii="Calibri" w:eastAsia="Calibri" w:hAnsi="Calibri" w:cs="Calibri"/>
@@ -16564,6 +16466,7 @@
     <w:r>
       <w:fldChar w:fldCharType="separate"/>
     </w:r>
+    <w:proofErr w:type="spellStart"/>
     <w:r>
       <w:rPr>
         <w:rFonts w:ascii="Calibri" w:eastAsia="Calibri" w:hAnsi="Calibri" w:cs="Calibri"/>
@@ -16571,6 +16474,7 @@
       </w:rPr>
       <w:t>i</w:t>
     </w:r>
+    <w:proofErr w:type="spellEnd"/>
     <w:r>
       <w:rPr>
         <w:rFonts w:ascii="Calibri" w:eastAsia="Calibri" w:hAnsi="Calibri" w:cs="Calibri"/>
@@ -16620,6 +16524,7 @@
     <w:r>
       <w:fldChar w:fldCharType="separate"/>
     </w:r>
+    <w:proofErr w:type="spellStart"/>
     <w:r>
       <w:rPr>
         <w:rFonts w:ascii="Calibri" w:eastAsia="Calibri" w:hAnsi="Calibri" w:cs="Calibri"/>
@@ -16627,6 +16532,7 @@
       </w:rPr>
       <w:t>i</w:t>
     </w:r>
+    <w:proofErr w:type="spellEnd"/>
     <w:r>
       <w:rPr>
         <w:rFonts w:ascii="Calibri" w:eastAsia="Calibri" w:hAnsi="Calibri" w:cs="Calibri"/>
